--- a/public/documents/openai-2026-06-02/03_Product_Marketing_Manager_Codex_Stretch_Remote/Jonathan_Yu_Product_Marketing_Manager_Codex_Resume.docx
+++ b/public/documents/openai-2026-06-02/03_Product_Marketing_Manager_Codex_Stretch_Remote/Jonathan_Yu_Product_Marketing_Manager_Codex_Resume.docx
@@ -164,6 +164,7 @@
       </w:r>
     </w:p>
     <w:p/>
+    <w:p/>
     <w:p>
       <w:pPr>
         <w:pStyle w:val="Heading1"/>
@@ -305,7 +306,7 @@
       </w:pPr>
       <w:r>
         <w:rPr/>
-        <w:t xml:space="preserve">Built a React/TypeScript, Vite, Supabase, Stripe, and Edge Function workspace across Learn, Taste, and Connect: Sip Academy, Sipopedia, Beverage Quiz, Maps, Flavor Wheel, Tasting Journal, Beverage News, AI Winecast, and Somm Events.</w:t>
+        <w:t xml:space="preserve">Using AI-assisted, repo-driven workflows, built a React/TypeScript, Vite, Supabase, Stripe, and Edge Function workspace across Learn, Taste, and Connect: Sip Academy, Sipopedia, Beverage Quiz, Maps, Flavor Wheel, Tasting Journal, Beverage News, AI Winecast, and Somm Events.</w:t>
       </w:r>
     </w:p>
     <w:p>
@@ -823,7 +824,7 @@
       </w:pPr>
       <w:r>
         <w:rPr/>
-        <w:t xml:space="preserve">Built Sip Studies as a React, TypeScript, Vite, Supabase, Stripe, and Edge Function platform across learning, tasting, terminology, maps, AI/news, events, and paid access.</w:t>
+        <w:t xml:space="preserve">Using AI-assisted, repo-driven workflows, built Sip Studies across React, TypeScript, Vite, Supabase, Stripe, Edge Functions, learning tools, terminology, maps, AI/news routing, events, and paid access.</w:t>
       </w:r>
     </w:p>
     <w:p>

--- a/public/documents/openai-2026-06-02/03_Product_Marketing_Manager_Codex_Stretch_Remote/Jonathan_Yu_Product_Marketing_Manager_Codex_Resume.docx
+++ b/public/documents/openai-2026-06-02/03_Product_Marketing_Manager_Codex_Stretch_Remote/Jonathan_Yu_Product_Marketing_Manager_Codex_Resume.docx
@@ -1,11 +1,11 @@
 
 <file path=word/document.xml><?xml version="1.0" encoding="utf-8"?>
 <w:document xmlns:w="http://schemas.openxmlformats.org/wordprocessingml/2006/main">
-  <w:background w:color="F8F4EA"/>
+  <w:background w:color="FBF9F0"/>
   <w:body>
     <w:p>
       <w:pPr>
-        <w:shd w:val="clear" w:color="auto" w:fill="05313B"/>
+        <w:shd w:val="clear" w:color="auto" w:fill="042830"/>
         <w:spacing w:after="120"/>
       </w:pPr>
       <w:r>
@@ -15,7 +15,7 @@
           <w:sz w:val="17"/>
           <w:szCs w:val="17"/>
         </w:rPr>
-        <w:t xml:space="preserve">JONATHAN YU | OPENAI APPLICATION PACKET | ROLE RESUME</w:t>
+        <w:t xml:space="preserve">JONATHAN YU | ROLE RESUME | OPENAI APPLICATION PACKET</w:t>
       </w:r>
     </w:p>
     <w:p>
@@ -28,48 +28,48 @@
           <w:sz w:val="16"/>
           <w:szCs w:val="16"/>
         </w:rPr>
+        <w:t xml:space="preserve">Reviewed June 12, 2026 | Las Vegas, NV | JonYu3@gmail.com | 617.637.0668 | SipStudies.com | Sipopedia.com</w:t>
+      </w:r>
+    </w:p>
+    <w:p>
+      <w:pPr>
+        <w:pStyle w:val="Title"/>
+      </w:pPr>
+      <w:r>
+        <w:rPr/>
+        <w:t xml:space="preserve">Jonathan Yu</w:t>
+      </w:r>
+    </w:p>
+    <w:p/>
+    <w:p>
+      <w:pPr/>
+      <w:r>
+        <w:rPr/>
+        <w:t xml:space="preserve">Target Role: Product Marketing Manager, Codex</w:t>
+      </w:r>
+    </w:p>
+    <w:p>
+      <w:pPr/>
+      <w:r>
+        <w:rPr/>
+        <w:t xml:space="preserve">Compensation: $227K-$315K + equity</w:t>
+      </w:r>
+    </w:p>
+    <w:p>
+      <w:pPr/>
+      <w:r>
+        <w:rPr/>
+        <w:t xml:space="preserve">AI Product Storyteller / Technical Content and GTM Enablement Builder</w:t>
+      </w:r>
+    </w:p>
+    <w:p>
+      <w:pPr/>
+      <w:r>
+        <w:rPr/>
         <w:t xml:space="preserve">Las Vegas, NV | JonYu3@gmail.com | 617.637.0668 | SipStudies.com | Sipopedia.com</w:t>
       </w:r>
     </w:p>
     <w:p>
-      <w:pPr>
-        <w:pStyle w:val="Title"/>
-      </w:pPr>
-      <w:r>
-        <w:rPr/>
-        <w:t xml:space="preserve">Jonathan Yu</w:t>
-      </w:r>
-    </w:p>
-    <w:p/>
-    <w:p>
-      <w:pPr/>
-      <w:r>
-        <w:rPr/>
-        <w:t xml:space="preserve">Target Role: Product Marketing Manager, Codex</w:t>
-      </w:r>
-    </w:p>
-    <w:p>
-      <w:pPr/>
-      <w:r>
-        <w:rPr/>
-        <w:t xml:space="preserve">Compensation: $227K-$315K + equity</w:t>
-      </w:r>
-    </w:p>
-    <w:p>
-      <w:pPr/>
-      <w:r>
-        <w:rPr/>
-        <w:t xml:space="preserve">AI Product Storyteller / Technical Content and GTM Enablement Builder</w:t>
-      </w:r>
-    </w:p>
-    <w:p>
-      <w:pPr/>
-      <w:r>
-        <w:rPr/>
-        <w:t xml:space="preserve">Las Vegas, NV | JonYu3@gmail.com | 617.637.0668 | SipStudies.com | Sipopedia.com</w:t>
-      </w:r>
-    </w:p>
-    <w:p>
       <w:pPr/>
       <w:r>
         <w:rPr/>
@@ -740,30 +740,6 @@
       </w:pPr>
       <w:r>
         <w:rPr/>
-        <w:t xml:space="preserve">Auth, Stripe, AI/news + terminology pipelines</w:t>
-      </w:r>
-    </w:p>
-    <w:p>
-      <w:pPr>
-        <w:numPr>
-          <w:ilvl w:val="0"/>
-          <w:numId w:val="1"/>
-        </w:numPr>
-      </w:pPr>
-      <w:r>
-        <w:rPr/>
-        <w:t xml:space="preserve">Monitored 3,800+ brands</w:t>
-      </w:r>
-    </w:p>
-    <w:p>
-      <w:pPr>
-        <w:numPr>
-          <w:ilvl w:val="0"/>
-          <w:numId w:val="1"/>
-        </w:numPr>
-      </w:pPr>
-      <w:r>
-        <w:rPr/>
         <w:t xml:space="preserve">Weekly Critical On Hand POD gap analysis tool</w:t>
       </w:r>
     </w:p>
@@ -824,6 +800,18 @@
       </w:pPr>
       <w:r>
         <w:rPr/>
+        <w:t xml:space="preserve">Led Wine Walk Wednesdays for AARP Colorado, teaching 50+ active adults through live and recorded virtual wine education across all 50 states.</w:t>
+      </w:r>
+    </w:p>
+    <w:p>
+      <w:pPr>
+        <w:numPr>
+          <w:ilvl w:val="0"/>
+          <w:numId w:val="1"/>
+        </w:numPr>
+      </w:pPr>
+      <w:r>
+        <w:rPr/>
         <w:t xml:space="preserve">Using AI-assisted, repo-driven workflows, built Sip Studies across React, TypeScript, Vite, Supabase, Stripe, Edge Functions, learning tools, terminology, maps, AI/news routing, events, and paid access.</w:t>
       </w:r>
     </w:p>
@@ -860,43 +848,7 @@
       </w:pPr>
       <w:r>
         <w:rPr/>
-        <w:t xml:space="preserve">Led Wine Walk Wednesdays for AARP Colorado, teaching 50+ active adults through live and recorded virtual wine education across all 50 states.</w:t>
-      </w:r>
-    </w:p>
-    <w:p>
-      <w:pPr>
-        <w:numPr>
-          <w:ilvl w:val="0"/>
-          <w:numId w:val="1"/>
-        </w:numPr>
-      </w:pPr>
-      <w:r>
-        <w:rPr/>
         <w:t xml:space="preserve">Built and maintain weekly Critical On Hand / Gap Analysis workbooks to analyze customer POD gaps, on-hand inventory, days on hand, sales movement, incentives, and account opportunities.</w:t>
-      </w:r>
-    </w:p>
-    <w:p>
-      <w:pPr>
-        <w:numPr>
-          <w:ilvl w:val="0"/>
-          <w:numId w:val="1"/>
-        </w:numPr>
-      </w:pPr>
-      <w:r>
-        <w:rPr/>
-        <w:t xml:space="preserve">Earned a Breakthru Beverage Sales Consultant Excellence Award, expanded 3,500+ placements, and increased wine revenue by $2.291M within Lee's Liquor.</w:t>
-      </w:r>
-    </w:p>
-    <w:p>
-      <w:pPr>
-        <w:numPr>
-          <w:ilvl w:val="0"/>
-          <w:numId w:val="1"/>
-        </w:numPr>
-      </w:pPr>
-      <w:r>
-        <w:rPr/>
-        <w:t xml:space="preserve">Wrote wine-class curriculum, instructed customers, trained staff, managed premium wine sales, and supported cellar design at Total Wine &amp; More.</w:t>
       </w:r>
     </w:p>
     <w:p/>
@@ -930,6 +882,9 @@
 <w:styles xmlns:w="http://schemas.openxmlformats.org/wordprocessingml/2006/main">
   <w:style w:type="paragraph" w:default="1" w:styleId="Normal">
     <w:name w:val="Normal"/>
+    <w:pPr>
+      <w:spacing w:after="80" w:line="276" w:lineRule="auto"/>
+    </w:pPr>
     <w:rPr>
       <w:rFonts w:ascii="Aptos" w:hAnsi="Aptos"/>
       <w:color w:val="14252B"/>
@@ -945,8 +900,8 @@
     </w:pPr>
     <w:rPr>
       <w:b/>
-      <w:color w:val="05313B"/>
-      <w:sz w:val="36"/>
+      <w:color w:val="042830"/>
+      <w:sz w:val="34"/>
     </w:rPr>
   </w:style>
   <w:style w:type="paragraph" w:styleId="Heading1">
@@ -966,7 +921,7 @@
     <w:name w:val="Heading 2"/>
     <w:rPr>
       <w:b/>
-      <w:color w:val="05313B"/>
+      <w:color w:val="042830"/>
       <w:sz w:val="22"/>
     </w:rPr>
   </w:style>
